--- a/Atharva_Kulkarni_Cybersecurity_Analyst_Resume.docx
+++ b/Atharva_Kulkarni_Cybersecurity_Analyst_Resume.docx
@@ -6,9 +6,13 @@
       <w:pPr>
         <w:spacing w:after="0"/>
         <w:jc w:val="center"/>
+        <w:rPr>
+          <w:rFonts w:ascii="Times New Roman" w:hAnsi="Times New Roman" w:cs="Times New Roman"/>
+        </w:rPr>
       </w:pPr>
       <w:r>
         <w:rPr>
+          <w:rFonts w:ascii="Times New Roman" w:hAnsi="Times New Roman" w:cs="Times New Roman"/>
           <w:b/>
           <w:sz w:val="38"/>
         </w:rPr>
@@ -17,25 +21,60 @@
     </w:p>
     <w:p>
       <w:pPr>
+        <w:tabs>
+          <w:tab w:val="left" w:pos="1428"/>
+        </w:tabs>
         <w:jc w:val="center"/>
+        <w:rPr>
+          <w:rFonts w:ascii="Times New Roman" w:hAnsi="Times New Roman" w:cs="Times New Roman"/>
+        </w:rPr>
       </w:pPr>
       <w:r>
         <w:rPr>
+          <w:rFonts w:ascii="Times New Roman" w:hAnsi="Times New Roman" w:cs="Times New Roman"/>
+          <w:b/>
+          <w:sz w:val="20"/>
+        </w:rPr>
+        <w:t>CYBERSECURITY ANALYST</w:t>
+      </w:r>
+      <w:r>
+        <w:rPr>
+          <w:rFonts w:ascii="Times New Roman" w:hAnsi="Times New Roman" w:cs="Times New Roman"/>
+          <w:b/>
+          <w:sz w:val="20"/>
+        </w:rPr>
+        <w:t>-INTERN</w:t>
+      </w:r>
+    </w:p>
+    <w:p>
+      <w:pPr>
+        <w:tabs>
+          <w:tab w:val="left" w:pos="1428"/>
+        </w:tabs>
+        <w:jc w:val="center"/>
+        <w:rPr>
+          <w:rFonts w:ascii="Times New Roman" w:hAnsi="Times New Roman" w:cs="Times New Roman"/>
+        </w:rPr>
+      </w:pPr>
+      <w:r>
+        <w:rPr>
+          <w:rFonts w:ascii="Times New Roman" w:hAnsi="Times New Roman" w:cs="Times New Roman"/>
+          <w:noProof/>
           <w:sz w:val="15"/>
         </w:rPr>
         <w:drawing>
-          <wp:anchor distT="0" distB="0" distL="114300" distR="114300" simplePos="0" relativeHeight="251682816" behindDoc="1" locked="0" layoutInCell="1" allowOverlap="1" wp14:anchorId="463167E3" wp14:editId="46555969">
+          <wp:anchor distT="0" distB="0" distL="114300" distR="114300" simplePos="0" relativeHeight="251651072" behindDoc="0" locked="0" layoutInCell="1" allowOverlap="1" wp14:anchorId="1D9B2E4A" wp14:editId="00FBA721">
             <wp:simplePos x="0" y="0"/>
             <wp:positionH relativeFrom="column">
-              <wp:posOffset>3307080</wp:posOffset>
+              <wp:posOffset>922020</wp:posOffset>
             </wp:positionH>
             <wp:positionV relativeFrom="page">
-              <wp:posOffset>922020</wp:posOffset>
+              <wp:posOffset>1059180</wp:posOffset>
             </wp:positionV>
-            <wp:extent cx="160020" cy="160020"/>
-            <wp:effectExtent l="0" t="0" r="0" b="0"/>
+            <wp:extent cx="144780" cy="144780"/>
+            <wp:effectExtent l="0" t="0" r="7620" b="7620"/>
             <wp:wrapNone/>
-            <wp:docPr id="2089201600" name="Picture 1"/>
+            <wp:docPr id="1987261823" name="Picture 1"/>
             <wp:cNvGraphicFramePr>
               <a:graphicFrameLocks xmlns:a="http://schemas.openxmlformats.org/drawingml/2006/main" noChangeAspect="1"/>
             </wp:cNvGraphicFramePr>
@@ -43,11 +82,114 @@
               <a:graphicData uri="http://schemas.openxmlformats.org/drawingml/2006/picture">
                 <pic:pic xmlns:pic="http://schemas.openxmlformats.org/drawingml/2006/picture">
                   <pic:nvPicPr>
-                    <pic:cNvPr id="2089201600" name=""/>
+                    <pic:cNvPr id="1987261823" name=""/>
                     <pic:cNvPicPr/>
                   </pic:nvPicPr>
                   <pic:blipFill>
                     <a:blip r:embed="rId6"/>
+                    <a:stretch>
+                      <a:fillRect/>
+                    </a:stretch>
+                  </pic:blipFill>
+                  <pic:spPr>
+                    <a:xfrm flipH="1">
+                      <a:off x="0" y="0"/>
+                      <a:ext cx="144780" cy="144780"/>
+                    </a:xfrm>
+                    <a:prstGeom prst="rect">
+                      <a:avLst/>
+                    </a:prstGeom>
+                  </pic:spPr>
+                </pic:pic>
+              </a:graphicData>
+            </a:graphic>
+            <wp14:sizeRelH relativeFrom="margin">
+              <wp14:pctWidth>0</wp14:pctWidth>
+            </wp14:sizeRelH>
+            <wp14:sizeRelV relativeFrom="margin">
+              <wp14:pctHeight>0</wp14:pctHeight>
+            </wp14:sizeRelV>
+          </wp:anchor>
+        </w:drawing>
+      </w:r>
+      <w:r>
+        <w:rPr>
+          <w:rFonts w:ascii="Times New Roman" w:hAnsi="Times New Roman" w:cs="Times New Roman"/>
+        </w:rPr>
+        <w:drawing>
+          <wp:anchor distT="0" distB="0" distL="114300" distR="114300" simplePos="0" relativeHeight="251665408" behindDoc="0" locked="0" layoutInCell="1" allowOverlap="1" wp14:anchorId="7B29BDB5" wp14:editId="0EE52B72">
+            <wp:simplePos x="0" y="0"/>
+            <wp:positionH relativeFrom="column">
+              <wp:posOffset>3040380</wp:posOffset>
+            </wp:positionH>
+            <wp:positionV relativeFrom="paragraph">
+              <wp:posOffset>162560</wp:posOffset>
+            </wp:positionV>
+            <wp:extent cx="175260" cy="175260"/>
+            <wp:effectExtent l="0" t="0" r="0" b="0"/>
+            <wp:wrapNone/>
+            <wp:docPr id="2512269" name="Picture 1"/>
+            <wp:cNvGraphicFramePr>
+              <a:graphicFrameLocks xmlns:a="http://schemas.openxmlformats.org/drawingml/2006/main" noChangeAspect="1"/>
+            </wp:cNvGraphicFramePr>
+            <a:graphic xmlns:a="http://schemas.openxmlformats.org/drawingml/2006/main">
+              <a:graphicData uri="http://schemas.openxmlformats.org/drawingml/2006/picture">
+                <pic:pic xmlns:pic="http://schemas.openxmlformats.org/drawingml/2006/picture">
+                  <pic:nvPicPr>
+                    <pic:cNvPr id="481326073" name=""/>
+                    <pic:cNvPicPr/>
+                  </pic:nvPicPr>
+                  <pic:blipFill>
+                    <a:blip r:embed="rId7"/>
+                    <a:stretch>
+                      <a:fillRect/>
+                    </a:stretch>
+                  </pic:blipFill>
+                  <pic:spPr>
+                    <a:xfrm>
+                      <a:off x="0" y="0"/>
+                      <a:ext cx="175260" cy="175260"/>
+                    </a:xfrm>
+                    <a:prstGeom prst="rect">
+                      <a:avLst/>
+                    </a:prstGeom>
+                  </pic:spPr>
+                </pic:pic>
+              </a:graphicData>
+            </a:graphic>
+          </wp:anchor>
+        </w:drawing>
+      </w:r>
+      <w:r>
+        <w:rPr>
+          <w:rFonts w:ascii="Times New Roman" w:hAnsi="Times New Roman" w:cs="Times New Roman"/>
+          <w:noProof/>
+        </w:rPr>
+        <w:drawing>
+          <wp:anchor distT="0" distB="0" distL="114300" distR="114300" simplePos="0" relativeHeight="251664384" behindDoc="1" locked="0" layoutInCell="1" allowOverlap="1" wp14:anchorId="1E388021" wp14:editId="3F25E654">
+            <wp:simplePos x="0" y="0"/>
+            <wp:positionH relativeFrom="column">
+              <wp:posOffset>4899660</wp:posOffset>
+            </wp:positionH>
+            <wp:positionV relativeFrom="page">
+              <wp:posOffset>1074420</wp:posOffset>
+            </wp:positionV>
+            <wp:extent cx="160020" cy="160020"/>
+            <wp:effectExtent l="0" t="0" r="0" b="0"/>
+            <wp:wrapNone/>
+            <wp:docPr id="406918495" name="Picture 1"/>
+            <wp:cNvGraphicFramePr>
+              <a:graphicFrameLocks xmlns:a="http://schemas.openxmlformats.org/drawingml/2006/main" noChangeAspect="1"/>
+            </wp:cNvGraphicFramePr>
+            <a:graphic xmlns:a="http://schemas.openxmlformats.org/drawingml/2006/main">
+              <a:graphicData uri="http://schemas.openxmlformats.org/drawingml/2006/picture">
+                <pic:pic xmlns:pic="http://schemas.openxmlformats.org/drawingml/2006/picture">
+                  <pic:nvPicPr>
+                    <pic:cNvPr id="1284046359" name=""/>
+                    <pic:cNvPicPr/>
+                  </pic:nvPicPr>
+                  <pic:blipFill>
+                    <a:blip r:embed="rId8"/>
                     <a:stretch>
                       <a:fillRect/>
                     </a:stretch>
@@ -75,31 +217,23 @@
       </w:r>
       <w:r>
         <w:rPr>
-          <w:b/>
-          <w:sz w:val="20"/>
+          <w:rFonts w:ascii="Times New Roman" w:hAnsi="Times New Roman" w:cs="Times New Roman"/>
+          <w:noProof/>
+          <w:sz w:val="15"/>
         </w:rPr>
-        <w:t>CYBERSECURITY ANALYST</w:t>
-      </w:r>
-    </w:p>
-    <w:p>
-      <w:pPr>
-        <w:spacing w:after="60"/>
-        <w:jc w:val="center"/>
-      </w:pPr>
-      <w:r>
         <w:drawing>
-          <wp:anchor distT="0" distB="0" distL="114300" distR="114300" simplePos="0" relativeHeight="251691008" behindDoc="1" locked="0" layoutInCell="1" allowOverlap="1" wp14:anchorId="527C963A" wp14:editId="5609067C">
+          <wp:anchor distT="0" distB="0" distL="114300" distR="114300" simplePos="0" relativeHeight="251663360" behindDoc="1" locked="0" layoutInCell="1" allowOverlap="1" wp14:anchorId="013DE842" wp14:editId="3F03DF27">
             <wp:simplePos x="0" y="0"/>
-            <wp:positionH relativeFrom="column">
-              <wp:posOffset>4937760</wp:posOffset>
+            <wp:positionH relativeFrom="margin">
+              <wp:posOffset>3314700</wp:posOffset>
             </wp:positionH>
-            <wp:positionV relativeFrom="page">
-              <wp:posOffset>1089660</wp:posOffset>
+            <wp:positionV relativeFrom="paragraph">
+              <wp:posOffset>10160</wp:posOffset>
             </wp:positionV>
-            <wp:extent cx="160020" cy="160020"/>
-            <wp:effectExtent l="0" t="0" r="0" b="0"/>
+            <wp:extent cx="167640" cy="167640"/>
+            <wp:effectExtent l="0" t="0" r="3810" b="3810"/>
             <wp:wrapNone/>
-            <wp:docPr id="1284046359" name="Picture 1"/>
+            <wp:docPr id="150773740" name="Picture 1"/>
             <wp:cNvGraphicFramePr>
               <a:graphicFrameLocks xmlns:a="http://schemas.openxmlformats.org/drawingml/2006/main" noChangeAspect="1"/>
             </wp:cNvGraphicFramePr>
@@ -107,11 +241,11 @@
               <a:graphicData uri="http://schemas.openxmlformats.org/drawingml/2006/picture">
                 <pic:pic xmlns:pic="http://schemas.openxmlformats.org/drawingml/2006/picture">
                   <pic:nvPicPr>
-                    <pic:cNvPr id="1284046359" name=""/>
+                    <pic:cNvPr id="2089201600" name=""/>
                     <pic:cNvPicPr/>
                   </pic:nvPicPr>
                   <pic:blipFill>
-                    <a:blip r:embed="rId7"/>
+                    <a:blip r:embed="rId9"/>
                     <a:stretch>
                       <a:fillRect/>
                     </a:stretch>
@@ -119,7 +253,7 @@
                   <pic:spPr>
                     <a:xfrm flipH="1">
                       <a:off x="0" y="0"/>
-                      <a:ext cx="160020" cy="160020"/>
+                      <a:ext cx="167640" cy="167640"/>
                     </a:xfrm>
                     <a:prstGeom prst="rect">
                       <a:avLst/>
@@ -139,179 +273,99 @@
       </w:r>
       <w:r>
         <w:rPr>
-          <w:sz w:val="15"/>
+          <w:rFonts w:ascii="Times New Roman" w:hAnsi="Times New Roman" w:cs="Times New Roman"/>
         </w:rPr>
-        <w:drawing>
-          <wp:anchor distT="0" distB="0" distL="114300" distR="114300" simplePos="0" relativeHeight="251675648" behindDoc="1" locked="0" layoutInCell="1" allowOverlap="1" wp14:anchorId="102B1B78" wp14:editId="26E8A0AB">
-            <wp:simplePos x="0" y="0"/>
-            <wp:positionH relativeFrom="column">
-              <wp:posOffset>3048000</wp:posOffset>
-            </wp:positionH>
-            <wp:positionV relativeFrom="page">
-              <wp:posOffset>1082040</wp:posOffset>
-            </wp:positionV>
-            <wp:extent cx="182880" cy="182880"/>
-            <wp:effectExtent l="0" t="0" r="7620" b="7620"/>
-            <wp:wrapNone/>
-            <wp:docPr id="1713677055" name="Picture 1"/>
-            <wp:cNvGraphicFramePr>
-              <a:graphicFrameLocks xmlns:a="http://schemas.openxmlformats.org/drawingml/2006/main" noChangeAspect="1"/>
-            </wp:cNvGraphicFramePr>
-            <a:graphic xmlns:a="http://schemas.openxmlformats.org/drawingml/2006/main">
-              <a:graphicData uri="http://schemas.openxmlformats.org/drawingml/2006/picture">
-                <pic:pic xmlns:pic="http://schemas.openxmlformats.org/drawingml/2006/picture">
-                  <pic:nvPicPr>
-                    <pic:cNvPr id="1713677055" name=""/>
-                    <pic:cNvPicPr/>
-                  </pic:nvPicPr>
-                  <pic:blipFill>
-                    <a:blip r:embed="rId8"/>
-                    <a:stretch>
-                      <a:fillRect/>
-                    </a:stretch>
-                  </pic:blipFill>
-                  <pic:spPr>
-                    <a:xfrm flipH="1">
-                      <a:off x="0" y="0"/>
-                      <a:ext cx="182880" cy="182880"/>
-                    </a:xfrm>
-                    <a:prstGeom prst="rect">
-                      <a:avLst/>
-                    </a:prstGeom>
-                  </pic:spPr>
-                </pic:pic>
-              </a:graphicData>
-            </a:graphic>
-            <wp14:sizeRelH relativeFrom="margin">
-              <wp14:pctWidth>0</wp14:pctWidth>
-            </wp14:sizeRelH>
-            <wp14:sizeRelV relativeFrom="margin">
-              <wp14:pctHeight>0</wp14:pctHeight>
-            </wp14:sizeRelV>
-          </wp:anchor>
-        </w:drawing>
-      </w:r>
-      <w:r>
-        <w:t xml:space="preserve">Davangere, Karnataka, India </w:t>
-      </w:r>
-      <w:r>
-        <w:t xml:space="preserve">         </w:t>
-      </w:r>
-      <w:r>
-        <w:t xml:space="preserve"> </w:t>
-      </w:r>
-      <w:r>
-        <w:t>atharvaark2006@gmail.com</w:t>
-      </w:r>
-      <w:r>
-        <w:t xml:space="preserve"> </w:t>
-      </w:r>
-    </w:p>
-    <w:p>
-      <w:pPr>
-        <w:spacing w:after="60"/>
-      </w:pPr>
-      <w:r>
-        <w:rPr>
-          <w:sz w:val="15"/>
-        </w:rPr>
-        <w:drawing>
-          <wp:anchor distT="0" distB="0" distL="114300" distR="114300" simplePos="0" relativeHeight="251651072" behindDoc="0" locked="0" layoutInCell="1" allowOverlap="1" wp14:anchorId="1D9B2E4A" wp14:editId="06F233B8">
-            <wp:simplePos x="0" y="0"/>
-            <wp:positionH relativeFrom="column">
-              <wp:posOffset>830580</wp:posOffset>
-            </wp:positionH>
-            <wp:positionV relativeFrom="page">
-              <wp:posOffset>1120140</wp:posOffset>
-            </wp:positionV>
-            <wp:extent cx="144780" cy="144780"/>
-            <wp:effectExtent l="0" t="0" r="7620" b="7620"/>
-            <wp:wrapNone/>
-            <wp:docPr id="1987261823" name="Picture 1"/>
-            <wp:cNvGraphicFramePr>
-              <a:graphicFrameLocks xmlns:a="http://schemas.openxmlformats.org/drawingml/2006/main" noChangeAspect="1"/>
-            </wp:cNvGraphicFramePr>
-            <a:graphic xmlns:a="http://schemas.openxmlformats.org/drawingml/2006/main">
-              <a:graphicData uri="http://schemas.openxmlformats.org/drawingml/2006/picture">
-                <pic:pic xmlns:pic="http://schemas.openxmlformats.org/drawingml/2006/picture">
-                  <pic:nvPicPr>
-                    <pic:cNvPr id="1987261823" name=""/>
-                    <pic:cNvPicPr/>
-                  </pic:nvPicPr>
-                  <pic:blipFill>
-                    <a:blip r:embed="rId9"/>
-                    <a:stretch>
-                      <a:fillRect/>
-                    </a:stretch>
-                  </pic:blipFill>
-                  <pic:spPr>
-                    <a:xfrm flipH="1">
-                      <a:off x="0" y="0"/>
-                      <a:ext cx="144780" cy="144780"/>
-                    </a:xfrm>
-                    <a:prstGeom prst="rect">
-                      <a:avLst/>
-                    </a:prstGeom>
-                  </pic:spPr>
-                </pic:pic>
-              </a:graphicData>
-            </a:graphic>
-            <wp14:sizeRelH relativeFrom="margin">
-              <wp14:pctWidth>0</wp14:pctWidth>
-            </wp14:sizeRelH>
-            <wp14:sizeRelV relativeFrom="margin">
-              <wp14:pctHeight>0</wp14:pctHeight>
-            </wp14:sizeRelV>
-          </wp:anchor>
-        </w:drawing>
-      </w:r>
-      <w:r>
-        <w:t xml:space="preserve">                                                </w:t>
+        <w:t xml:space="preserve">Davangere, Karnataka, India           </w:t>
       </w:r>
       <w:hyperlink r:id="rId10" w:history="1">
         <w:r>
           <w:rPr>
             <w:rStyle w:val="Hyperlink"/>
+            <w:rFonts w:ascii="Times New Roman" w:hAnsi="Times New Roman" w:cs="Times New Roman"/>
+          </w:rPr>
+          <w:t>atharvaark2006@gmail.com</w:t>
+        </w:r>
+      </w:hyperlink>
+    </w:p>
+    <w:p>
+      <w:pPr>
+        <w:spacing w:after="60"/>
+        <w:jc w:val="center"/>
+        <w:rPr>
+          <w:rFonts w:ascii="Times New Roman" w:hAnsi="Times New Roman" w:cs="Times New Roman"/>
+        </w:rPr>
+      </w:pPr>
+      <w:r>
+        <w:rPr>
+          <w:rFonts w:ascii="Times New Roman" w:hAnsi="Times New Roman" w:cs="Times New Roman"/>
+        </w:rPr>
+        <w:t xml:space="preserve">                                </w:t>
+      </w:r>
+      <w:hyperlink r:id="rId11" w:history="1">
+        <w:r>
+          <w:rPr>
+            <w:rStyle w:val="Hyperlink"/>
+            <w:rFonts w:ascii="Times New Roman" w:hAnsi="Times New Roman" w:cs="Times New Roman"/>
           </w:rPr>
           <w:t>www.linkedin.com/in/atharvakulkarniark</w:t>
         </w:r>
       </w:hyperlink>
       <w:r>
+        <w:rPr>
+          <w:rFonts w:ascii="Times New Roman" w:hAnsi="Times New Roman" w:cs="Times New Roman"/>
+        </w:rPr>
         <w:t xml:space="preserve">               </w:t>
       </w:r>
-      <w:hyperlink r:id="rId11" w:history="1">
+      <w:hyperlink r:id="rId12" w:history="1">
         <w:r>
           <w:rPr>
             <w:rStyle w:val="Hyperlink"/>
+            <w:rFonts w:ascii="Times New Roman" w:hAnsi="Times New Roman" w:cs="Times New Roman"/>
           </w:rPr>
           <w:t>https://github.com/Atharva-ark06</w:t>
         </w:r>
       </w:hyperlink>
       <w:r>
+        <w:rPr>
+          <w:rFonts w:ascii="Times New Roman" w:hAnsi="Times New Roman" w:cs="Times New Roman"/>
+        </w:rPr>
         <w:t xml:space="preserve">              </w:t>
       </w:r>
-      <w:hyperlink r:id="rId12" w:history="1">
+      <w:hyperlink r:id="rId13" w:history="1">
         <w:r>
           <w:rPr>
             <w:rStyle w:val="Hyperlink"/>
+            <w:rFonts w:ascii="Times New Roman" w:hAnsi="Times New Roman" w:cs="Times New Roman"/>
           </w:rPr>
           <w:t>https://portfolio-d1q.pages.dev</w:t>
         </w:r>
       </w:hyperlink>
-      <w:r>
-        <w:t xml:space="preserve"> </w:t>
-      </w:r>
     </w:p>
     <w:p>
       <w:pPr>
         <w:spacing w:before="100"/>
         <w:rPr>
+          <w:rFonts w:ascii="Times New Roman" w:hAnsi="Times New Roman" w:cs="Times New Roman"/>
+          <w:b/>
+          <w:color w:val="1F4E79"/>
+          <w:sz w:val="22"/>
+          <w:szCs w:val="24"/>
+        </w:rPr>
+      </w:pPr>
+    </w:p>
+    <w:p>
+      <w:pPr>
+        <w:spacing w:before="100"/>
+        <w:jc w:val="both"/>
+        <w:rPr>
+          <w:rFonts w:ascii="Times New Roman" w:hAnsi="Times New Roman" w:cs="Times New Roman"/>
           <w:sz w:val="18"/>
           <w:szCs w:val="24"/>
         </w:rPr>
       </w:pPr>
       <w:r>
         <w:rPr>
+          <w:rFonts w:ascii="Times New Roman" w:hAnsi="Times New Roman" w:cs="Times New Roman"/>
           <w:b/>
           <w:color w:val="1F4E79"/>
           <w:sz w:val="22"/>
@@ -321,6 +375,7 @@
       </w:r>
       <w:r>
         <w:rPr>
+          <w:rFonts w:ascii="Times New Roman" w:hAnsi="Times New Roman" w:cs="Times New Roman"/>
           <w:b/>
           <w:color w:val="1F4E79"/>
           <w:sz w:val="22"/>
@@ -331,13 +386,16 @@
     </w:p>
     <w:p>
       <w:pPr>
+        <w:jc w:val="both"/>
         <w:rPr>
+          <w:rFonts w:ascii="Times New Roman" w:hAnsi="Times New Roman" w:cs="Times New Roman"/>
           <w:sz w:val="20"/>
           <w:szCs w:val="28"/>
         </w:rPr>
       </w:pPr>
       <w:r>
         <w:rPr>
+          <w:rFonts w:ascii="Times New Roman" w:hAnsi="Times New Roman" w:cs="Times New Roman"/>
           <w:sz w:val="20"/>
           <w:szCs w:val="28"/>
         </w:rPr>
@@ -345,8 +403,15 @@
       </w:r>
     </w:p>
     <w:p>
+      <w:pPr>
+        <w:jc w:val="both"/>
+        <w:rPr>
+          <w:rFonts w:ascii="Times New Roman" w:hAnsi="Times New Roman" w:cs="Times New Roman"/>
+        </w:rPr>
+      </w:pPr>
       <w:r>
         <w:rPr>
+          <w:rFonts w:ascii="Times New Roman" w:hAnsi="Times New Roman" w:cs="Times New Roman"/>
           <w:noProof/>
         </w:rPr>
         <mc:AlternateContent>
@@ -405,13 +470,16 @@
     <w:p>
       <w:pPr>
         <w:spacing w:before="100"/>
+        <w:jc w:val="both"/>
         <w:rPr>
+          <w:rFonts w:ascii="Times New Roman" w:hAnsi="Times New Roman" w:cs="Times New Roman"/>
           <w:sz w:val="18"/>
           <w:szCs w:val="24"/>
         </w:rPr>
       </w:pPr>
       <w:r>
         <w:rPr>
+          <w:rFonts w:ascii="Times New Roman" w:hAnsi="Times New Roman" w:cs="Times New Roman"/>
           <w:b/>
           <w:color w:val="1F4E79"/>
           <w:sz w:val="22"/>
@@ -424,14 +492,22 @@
       <w:pPr>
         <w:spacing w:after="20"/>
         <w:ind w:left="72"/>
+        <w:jc w:val="both"/>
+        <w:rPr>
+          <w:rFonts w:ascii="Times New Roman" w:hAnsi="Times New Roman" w:cs="Times New Roman"/>
+        </w:rPr>
       </w:pPr>
       <w:r>
         <w:rPr>
+          <w:rFonts w:ascii="Times New Roman" w:hAnsi="Times New Roman" w:cs="Times New Roman"/>
           <w:b/>
         </w:rPr>
         <w:t xml:space="preserve">Cybersecurity: </w:t>
       </w:r>
       <w:r>
+        <w:rPr>
+          <w:rFonts w:ascii="Times New Roman" w:hAnsi="Times New Roman" w:cs="Times New Roman"/>
+        </w:rPr>
         <w:t>Network Security, Information Assurance, Security Monitoring, Packet Analysis, Authentication, Threat Detection Fundamentals</w:t>
       </w:r>
     </w:p>
@@ -439,29 +515,51 @@
       <w:pPr>
         <w:spacing w:after="20"/>
         <w:ind w:left="72"/>
+        <w:jc w:val="both"/>
+        <w:rPr>
+          <w:rFonts w:ascii="Times New Roman" w:hAnsi="Times New Roman" w:cs="Times New Roman"/>
+        </w:rPr>
       </w:pPr>
       <w:r>
         <w:rPr>
+          <w:rFonts w:ascii="Times New Roman" w:hAnsi="Times New Roman" w:cs="Times New Roman"/>
           <w:b/>
         </w:rPr>
         <w:t xml:space="preserve">Networking: </w:t>
       </w:r>
       <w:r>
-        <w:t>TCP/IP, IP Routing, Longest Prefix Match, Subnetting, Network Topology, Ping, Traceroute, iPerf3</w:t>
+        <w:rPr>
+          <w:rFonts w:ascii="Times New Roman" w:hAnsi="Times New Roman" w:cs="Times New Roman"/>
+        </w:rPr>
+        <w:t>TCP/IP, IP Routing, Longest Prefix Match, Subnetting, Network Topology, Ping, Traceroute</w:t>
+      </w:r>
+      <w:r>
+        <w:rPr>
+          <w:rFonts w:ascii="Times New Roman" w:hAnsi="Times New Roman" w:cs="Times New Roman"/>
+        </w:rPr>
+        <w:t xml:space="preserve"> </w:t>
       </w:r>
     </w:p>
     <w:p>
       <w:pPr>
         <w:spacing w:after="20"/>
         <w:ind w:left="72"/>
+        <w:jc w:val="both"/>
+        <w:rPr>
+          <w:rFonts w:ascii="Times New Roman" w:hAnsi="Times New Roman" w:cs="Times New Roman"/>
+        </w:rPr>
       </w:pPr>
       <w:r>
         <w:rPr>
+          <w:rFonts w:ascii="Times New Roman" w:hAnsi="Times New Roman" w:cs="Times New Roman"/>
           <w:b/>
         </w:rPr>
         <w:t xml:space="preserve">Languages: </w:t>
       </w:r>
       <w:r>
+        <w:rPr>
+          <w:rFonts w:ascii="Times New Roman" w:hAnsi="Times New Roman" w:cs="Times New Roman"/>
+        </w:rPr>
         <w:t>Python, Java, JavaScript, C/C++, SQL</w:t>
       </w:r>
     </w:p>
@@ -469,14 +567,22 @@
       <w:pPr>
         <w:spacing w:after="20"/>
         <w:ind w:left="72"/>
+        <w:jc w:val="both"/>
+        <w:rPr>
+          <w:rFonts w:ascii="Times New Roman" w:hAnsi="Times New Roman" w:cs="Times New Roman"/>
+        </w:rPr>
       </w:pPr>
       <w:r>
         <w:rPr>
+          <w:rFonts w:ascii="Times New Roman" w:hAnsi="Times New Roman" w:cs="Times New Roman"/>
           <w:b/>
         </w:rPr>
         <w:t xml:space="preserve">Web &amp; APIs: </w:t>
       </w:r>
       <w:r>
+        <w:rPr>
+          <w:rFonts w:ascii="Times New Roman" w:hAnsi="Times New Roman" w:cs="Times New Roman"/>
+        </w:rPr>
         <w:t>HTML5, CSS3, JavaScript, React, Tailwind CSS, REST APIs, OpenAI API</w:t>
       </w:r>
     </w:p>
@@ -484,14 +590,22 @@
       <w:pPr>
         <w:spacing w:after="20"/>
         <w:ind w:left="72"/>
+        <w:jc w:val="both"/>
+        <w:rPr>
+          <w:rFonts w:ascii="Times New Roman" w:hAnsi="Times New Roman" w:cs="Times New Roman"/>
+        </w:rPr>
       </w:pPr>
       <w:r>
         <w:rPr>
+          <w:rFonts w:ascii="Times New Roman" w:hAnsi="Times New Roman" w:cs="Times New Roman"/>
           <w:b/>
         </w:rPr>
         <w:t xml:space="preserve">AI/ML: </w:t>
       </w:r>
       <w:r>
+        <w:rPr>
+          <w:rFonts w:ascii="Times New Roman" w:hAnsi="Times New Roman" w:cs="Times New Roman"/>
+        </w:rPr>
         <w:t>Scikit-learn, Pandas, NumPy, Matplotlib, KNN, Decision Trees, K-Means, PCA</w:t>
       </w:r>
     </w:p>
@@ -499,14 +613,22 @@
       <w:pPr>
         <w:spacing w:after="20"/>
         <w:ind w:left="72"/>
+        <w:jc w:val="both"/>
+        <w:rPr>
+          <w:rFonts w:ascii="Times New Roman" w:hAnsi="Times New Roman" w:cs="Times New Roman"/>
+        </w:rPr>
       </w:pPr>
       <w:r>
         <w:rPr>
+          <w:rFonts w:ascii="Times New Roman" w:hAnsi="Times New Roman" w:cs="Times New Roman"/>
           <w:b/>
         </w:rPr>
         <w:t xml:space="preserve">Databases &amp; Tools: </w:t>
       </w:r>
       <w:r>
+        <w:rPr>
+          <w:rFonts w:ascii="Times New Roman" w:hAnsi="Times New Roman" w:cs="Times New Roman"/>
+        </w:rPr>
         <w:t>MySQL, MongoDB, Git, GitHub, Wireshark, GNS3, VirtualBox, Linux, Arduino IDE</w:t>
       </w:r>
     </w:p>
@@ -514,9 +636,14 @@
       <w:pPr>
         <w:spacing w:after="20"/>
         <w:ind w:left="72"/>
+        <w:jc w:val="both"/>
+        <w:rPr>
+          <w:rFonts w:ascii="Times New Roman" w:hAnsi="Times New Roman" w:cs="Times New Roman"/>
+        </w:rPr>
       </w:pPr>
       <w:r>
         <w:rPr>
+          <w:rFonts w:ascii="Times New Roman" w:hAnsi="Times New Roman" w:cs="Times New Roman"/>
           <w:noProof/>
         </w:rPr>
         <mc:AlternateContent>
@@ -575,12 +702,15 @@
     <w:p>
       <w:pPr>
         <w:spacing w:before="100"/>
+        <w:jc w:val="both"/>
         <w:rPr>
+          <w:rFonts w:ascii="Times New Roman" w:hAnsi="Times New Roman" w:cs="Times New Roman"/>
           <w:sz w:val="22"/>
         </w:rPr>
       </w:pPr>
       <w:r>
         <w:rPr>
+          <w:rFonts w:ascii="Times New Roman" w:hAnsi="Times New Roman" w:cs="Times New Roman"/>
           <w:b/>
           <w:color w:val="1F4E79"/>
           <w:sz w:val="22"/>
@@ -591,13 +721,16 @@
     <w:p>
       <w:pPr>
         <w:spacing w:before="40" w:after="0"/>
+        <w:jc w:val="both"/>
         <w:rPr>
+          <w:rFonts w:ascii="Times New Roman" w:hAnsi="Times New Roman" w:cs="Times New Roman"/>
           <w:sz w:val="20"/>
           <w:szCs w:val="20"/>
         </w:rPr>
       </w:pPr>
       <w:r>
         <w:rPr>
+          <w:rFonts w:ascii="Times New Roman" w:hAnsi="Times New Roman" w:cs="Times New Roman"/>
           <w:b/>
           <w:sz w:val="20"/>
           <w:szCs w:val="20"/>
@@ -608,14 +741,16 @@
     <w:p>
       <w:pPr>
         <w:spacing w:after="0"/>
+        <w:jc w:val="both"/>
         <w:rPr>
+          <w:rFonts w:ascii="Times New Roman" w:hAnsi="Times New Roman" w:cs="Times New Roman"/>
           <w:sz w:val="20"/>
           <w:szCs w:val="20"/>
         </w:rPr>
       </w:pPr>
       <w:r>
         <w:rPr>
-          <w:i/>
+          <w:rFonts w:ascii="Times New Roman" w:hAnsi="Times New Roman" w:cs="Times New Roman"/>
           <w:sz w:val="20"/>
           <w:szCs w:val="20"/>
         </w:rPr>
@@ -624,7 +759,7 @@
       <w:proofErr w:type="gramStart"/>
       <w:r>
         <w:rPr>
-          <w:i/>
+          <w:rFonts w:ascii="Times New Roman" w:hAnsi="Times New Roman" w:cs="Times New Roman"/>
           <w:sz w:val="20"/>
           <w:szCs w:val="20"/>
         </w:rPr>
@@ -633,31 +768,27 @@
       <w:proofErr w:type="gramEnd"/>
       <w:r>
         <w:rPr>
-          <w:i/>
+          <w:rFonts w:ascii="Times New Roman" w:hAnsi="Times New Roman" w:cs="Times New Roman"/>
           <w:sz w:val="20"/>
           <w:szCs w:val="20"/>
         </w:rPr>
-        <w:t xml:space="preserve">  </w:t>
-      </w:r>
-      <w:r>
-        <w:rPr>
-          <w:sz w:val="20"/>
-          <w:szCs w:val="20"/>
-        </w:rPr>
-        <w:t>github.com/Atharva-ark06/LPM-Network-Demonstration</w:t>
+        <w:t xml:space="preserve">  github.com/Atharva-ark06/LPM-Network-Demonstration</w:t>
       </w:r>
     </w:p>
     <w:p>
       <w:pPr>
         <w:spacing w:after="0"/>
         <w:ind w:left="202" w:hanging="144"/>
+        <w:jc w:val="both"/>
         <w:rPr>
+          <w:rFonts w:ascii="Times New Roman" w:hAnsi="Times New Roman" w:cs="Times New Roman"/>
           <w:sz w:val="20"/>
           <w:szCs w:val="20"/>
         </w:rPr>
       </w:pPr>
       <w:r>
         <w:rPr>
+          <w:rFonts w:ascii="Times New Roman" w:hAnsi="Times New Roman" w:cs="Times New Roman"/>
           <w:sz w:val="20"/>
           <w:szCs w:val="20"/>
         </w:rPr>
@@ -667,13 +798,16 @@
     <w:p>
       <w:pPr>
         <w:spacing w:before="40" w:after="0"/>
+        <w:jc w:val="both"/>
         <w:rPr>
+          <w:rFonts w:ascii="Times New Roman" w:hAnsi="Times New Roman" w:cs="Times New Roman"/>
           <w:sz w:val="20"/>
           <w:szCs w:val="20"/>
         </w:rPr>
       </w:pPr>
       <w:r>
         <w:rPr>
+          <w:rFonts w:ascii="Times New Roman" w:hAnsi="Times New Roman" w:cs="Times New Roman"/>
           <w:b/>
           <w:sz w:val="20"/>
           <w:szCs w:val="20"/>
@@ -684,14 +818,16 @@
     <w:p>
       <w:pPr>
         <w:spacing w:after="0"/>
+        <w:jc w:val="both"/>
         <w:rPr>
+          <w:rFonts w:ascii="Times New Roman" w:hAnsi="Times New Roman" w:cs="Times New Roman"/>
           <w:sz w:val="20"/>
           <w:szCs w:val="20"/>
         </w:rPr>
       </w:pPr>
       <w:r>
         <w:rPr>
-          <w:i/>
+          <w:rFonts w:ascii="Times New Roman" w:hAnsi="Times New Roman" w:cs="Times New Roman"/>
           <w:sz w:val="20"/>
           <w:szCs w:val="20"/>
         </w:rPr>
@@ -700,7 +836,7 @@
       <w:proofErr w:type="gramStart"/>
       <w:r>
         <w:rPr>
-          <w:i/>
+          <w:rFonts w:ascii="Times New Roman" w:hAnsi="Times New Roman" w:cs="Times New Roman"/>
           <w:sz w:val="20"/>
           <w:szCs w:val="20"/>
         </w:rPr>
@@ -709,31 +845,27 @@
       <w:proofErr w:type="gramEnd"/>
       <w:r>
         <w:rPr>
-          <w:i/>
+          <w:rFonts w:ascii="Times New Roman" w:hAnsi="Times New Roman" w:cs="Times New Roman"/>
           <w:sz w:val="20"/>
           <w:szCs w:val="20"/>
         </w:rPr>
-        <w:t xml:space="preserve">  </w:t>
-      </w:r>
-      <w:r>
-        <w:rPr>
-          <w:sz w:val="20"/>
-          <w:szCs w:val="20"/>
-        </w:rPr>
-        <w:t>Academic team project — GM University</w:t>
+        <w:t xml:space="preserve">  Academic team project — GM University</w:t>
       </w:r>
     </w:p>
     <w:p>
       <w:pPr>
         <w:spacing w:after="0"/>
         <w:ind w:left="202" w:hanging="144"/>
+        <w:jc w:val="both"/>
         <w:rPr>
+          <w:rFonts w:ascii="Times New Roman" w:hAnsi="Times New Roman" w:cs="Times New Roman"/>
           <w:sz w:val="20"/>
           <w:szCs w:val="20"/>
         </w:rPr>
       </w:pPr>
       <w:r>
         <w:rPr>
+          <w:rFonts w:ascii="Times New Roman" w:hAnsi="Times New Roman" w:cs="Times New Roman"/>
           <w:sz w:val="20"/>
           <w:szCs w:val="20"/>
         </w:rPr>
@@ -743,13 +875,16 @@
     <w:p>
       <w:pPr>
         <w:spacing w:before="40" w:after="0"/>
+        <w:jc w:val="both"/>
         <w:rPr>
+          <w:rFonts w:ascii="Times New Roman" w:hAnsi="Times New Roman" w:cs="Times New Roman"/>
           <w:sz w:val="20"/>
           <w:szCs w:val="20"/>
         </w:rPr>
       </w:pPr>
       <w:r>
         <w:rPr>
+          <w:rFonts w:ascii="Times New Roman" w:hAnsi="Times New Roman" w:cs="Times New Roman"/>
           <w:b/>
           <w:sz w:val="20"/>
           <w:szCs w:val="20"/>
@@ -760,14 +895,16 @@
     <w:p>
       <w:pPr>
         <w:spacing w:after="0"/>
+        <w:jc w:val="both"/>
         <w:rPr>
+          <w:rFonts w:ascii="Times New Roman" w:hAnsi="Times New Roman" w:cs="Times New Roman"/>
           <w:sz w:val="20"/>
           <w:szCs w:val="20"/>
         </w:rPr>
       </w:pPr>
       <w:r>
         <w:rPr>
-          <w:i/>
+          <w:rFonts w:ascii="Times New Roman" w:hAnsi="Times New Roman" w:cs="Times New Roman"/>
           <w:sz w:val="20"/>
           <w:szCs w:val="20"/>
         </w:rPr>
@@ -776,7 +913,7 @@
       <w:proofErr w:type="gramStart"/>
       <w:r>
         <w:rPr>
-          <w:i/>
+          <w:rFonts w:ascii="Times New Roman" w:hAnsi="Times New Roman" w:cs="Times New Roman"/>
           <w:sz w:val="20"/>
           <w:szCs w:val="20"/>
         </w:rPr>
@@ -785,31 +922,27 @@
       <w:proofErr w:type="gramEnd"/>
       <w:r>
         <w:rPr>
-          <w:i/>
+          <w:rFonts w:ascii="Times New Roman" w:hAnsi="Times New Roman" w:cs="Times New Roman"/>
           <w:sz w:val="20"/>
           <w:szCs w:val="20"/>
         </w:rPr>
-        <w:t xml:space="preserve">  </w:t>
-      </w:r>
-      <w:r>
-        <w:rPr>
-          <w:sz w:val="20"/>
-          <w:szCs w:val="20"/>
-        </w:rPr>
-        <w:t>github.com/Atharva-ark06/Custom-C-Minus-Compiler-Implementation</w:t>
+        <w:t xml:space="preserve">  github.com/Atharva-ark06/Custom-C-Minus-Compiler-Implementation</w:t>
       </w:r>
     </w:p>
     <w:p>
       <w:pPr>
         <w:spacing w:after="0"/>
         <w:ind w:left="202" w:hanging="144"/>
+        <w:jc w:val="both"/>
         <w:rPr>
+          <w:rFonts w:ascii="Times New Roman" w:hAnsi="Times New Roman" w:cs="Times New Roman"/>
           <w:sz w:val="20"/>
           <w:szCs w:val="20"/>
         </w:rPr>
       </w:pPr>
       <w:r>
         <w:rPr>
+          <w:rFonts w:ascii="Times New Roman" w:hAnsi="Times New Roman" w:cs="Times New Roman"/>
           <w:sz w:val="20"/>
           <w:szCs w:val="20"/>
         </w:rPr>
@@ -819,13 +952,16 @@
     <w:p>
       <w:pPr>
         <w:spacing w:before="40" w:after="0"/>
+        <w:jc w:val="both"/>
         <w:rPr>
+          <w:rFonts w:ascii="Times New Roman" w:hAnsi="Times New Roman" w:cs="Times New Roman"/>
           <w:sz w:val="20"/>
           <w:szCs w:val="20"/>
         </w:rPr>
       </w:pPr>
       <w:r>
         <w:rPr>
+          <w:rFonts w:ascii="Times New Roman" w:hAnsi="Times New Roman" w:cs="Times New Roman"/>
           <w:b/>
           <w:sz w:val="20"/>
           <w:szCs w:val="20"/>
@@ -836,14 +972,16 @@
     <w:p>
       <w:pPr>
         <w:spacing w:after="0"/>
+        <w:jc w:val="both"/>
         <w:rPr>
+          <w:rFonts w:ascii="Times New Roman" w:hAnsi="Times New Roman" w:cs="Times New Roman"/>
           <w:sz w:val="20"/>
           <w:szCs w:val="20"/>
         </w:rPr>
       </w:pPr>
       <w:r>
         <w:rPr>
-          <w:i/>
+          <w:rFonts w:ascii="Times New Roman" w:hAnsi="Times New Roman" w:cs="Times New Roman"/>
           <w:sz w:val="20"/>
           <w:szCs w:val="20"/>
         </w:rPr>
@@ -852,7 +990,7 @@
       <w:proofErr w:type="gramStart"/>
       <w:r>
         <w:rPr>
-          <w:i/>
+          <w:rFonts w:ascii="Times New Roman" w:hAnsi="Times New Roman" w:cs="Times New Roman"/>
           <w:sz w:val="20"/>
           <w:szCs w:val="20"/>
         </w:rPr>
@@ -861,31 +999,27 @@
       <w:proofErr w:type="gramEnd"/>
       <w:r>
         <w:rPr>
-          <w:i/>
+          <w:rFonts w:ascii="Times New Roman" w:hAnsi="Times New Roman" w:cs="Times New Roman"/>
           <w:sz w:val="20"/>
           <w:szCs w:val="20"/>
         </w:rPr>
-        <w:t xml:space="preserve">  </w:t>
-      </w:r>
-      <w:r>
-        <w:rPr>
-          <w:sz w:val="20"/>
-          <w:szCs w:val="20"/>
-        </w:rPr>
-        <w:t>github.com/Atharva-ark06/Ocean-AI</w:t>
+        <w:t xml:space="preserve">  github.com/Atharva-ark06/Ocean-AI</w:t>
       </w:r>
     </w:p>
     <w:p>
       <w:pPr>
         <w:spacing w:after="0"/>
         <w:ind w:left="202" w:hanging="144"/>
+        <w:jc w:val="both"/>
         <w:rPr>
+          <w:rFonts w:ascii="Times New Roman" w:hAnsi="Times New Roman" w:cs="Times New Roman"/>
           <w:sz w:val="20"/>
           <w:szCs w:val="20"/>
         </w:rPr>
       </w:pPr>
       <w:r>
         <w:rPr>
+          <w:rFonts w:ascii="Times New Roman" w:hAnsi="Times New Roman" w:cs="Times New Roman"/>
           <w:sz w:val="20"/>
           <w:szCs w:val="20"/>
         </w:rPr>
@@ -896,9 +1030,14 @@
       <w:pPr>
         <w:spacing w:after="0"/>
         <w:ind w:left="202" w:hanging="144"/>
+        <w:jc w:val="both"/>
+        <w:rPr>
+          <w:rFonts w:ascii="Times New Roman" w:hAnsi="Times New Roman" w:cs="Times New Roman"/>
+        </w:rPr>
       </w:pPr>
       <w:r>
         <w:rPr>
+          <w:rFonts w:ascii="Times New Roman" w:hAnsi="Times New Roman" w:cs="Times New Roman"/>
           <w:noProof/>
         </w:rPr>
         <mc:AlternateContent>
@@ -957,13 +1096,16 @@
     <w:p>
       <w:pPr>
         <w:spacing w:before="100"/>
+        <w:jc w:val="both"/>
         <w:rPr>
+          <w:rFonts w:ascii="Times New Roman" w:hAnsi="Times New Roman" w:cs="Times New Roman"/>
           <w:sz w:val="18"/>
           <w:szCs w:val="24"/>
         </w:rPr>
       </w:pPr>
       <w:r>
         <w:rPr>
+          <w:rFonts w:ascii="Times New Roman" w:hAnsi="Times New Roman" w:cs="Times New Roman"/>
           <w:b/>
           <w:color w:val="1F4E79"/>
           <w:sz w:val="22"/>
@@ -975,48 +1117,42 @@
     <w:p>
       <w:pPr>
         <w:spacing w:after="20"/>
+        <w:jc w:val="both"/>
         <w:rPr>
+          <w:rFonts w:ascii="Times New Roman" w:hAnsi="Times New Roman" w:cs="Times New Roman"/>
           <w:sz w:val="20"/>
           <w:szCs w:val="28"/>
         </w:rPr>
       </w:pPr>
       <w:r>
         <w:rPr>
+          <w:rFonts w:ascii="Times New Roman" w:hAnsi="Times New Roman" w:cs="Times New Roman"/>
           <w:b/>
           <w:sz w:val="20"/>
           <w:szCs w:val="28"/>
         </w:rPr>
-        <w:t>B. Tech</w:t>
+        <w:t>B. Tech in Computer Science — Cybersecurity / Information Security</w:t>
       </w:r>
       <w:r>
         <w:rPr>
-          <w:b/>
+          <w:rFonts w:ascii="Times New Roman" w:hAnsi="Times New Roman" w:cs="Times New Roman"/>
           <w:sz w:val="20"/>
           <w:szCs w:val="28"/>
         </w:rPr>
-        <w:t xml:space="preserve"> in Computer Science — Cybersecurity / Information Security</w:t>
-      </w:r>
-      <w:r>
-        <w:rPr>
-          <w:sz w:val="20"/>
-          <w:szCs w:val="28"/>
-        </w:rPr>
-        <w:t xml:space="preserve"> | GM University, Davangere | Expected 2028</w:t>
-      </w:r>
-      <w:r>
-        <w:rPr>
-          <w:sz w:val="20"/>
-          <w:szCs w:val="28"/>
-        </w:rPr>
-        <w:t xml:space="preserve"> </w:t>
+        <w:t xml:space="preserve"> | GM University, Davangere | Expected 2028 </w:t>
       </w:r>
     </w:p>
     <w:p>
       <w:pPr>
         <w:spacing w:after="20"/>
+        <w:jc w:val="both"/>
+        <w:rPr>
+          <w:rFonts w:ascii="Times New Roman" w:hAnsi="Times New Roman" w:cs="Times New Roman"/>
+        </w:rPr>
       </w:pPr>
       <w:r>
         <w:rPr>
+          <w:rFonts w:ascii="Times New Roman" w:hAnsi="Times New Roman" w:cs="Times New Roman"/>
           <w:noProof/>
         </w:rPr>
         <mc:AlternateContent>
@@ -1075,13 +1211,16 @@
     <w:p>
       <w:pPr>
         <w:spacing w:before="100"/>
+        <w:jc w:val="both"/>
         <w:rPr>
+          <w:rFonts w:ascii="Times New Roman" w:hAnsi="Times New Roman" w:cs="Times New Roman"/>
           <w:sz w:val="18"/>
           <w:szCs w:val="24"/>
         </w:rPr>
       </w:pPr>
       <w:r>
         <w:rPr>
+          <w:rFonts w:ascii="Times New Roman" w:hAnsi="Times New Roman" w:cs="Times New Roman"/>
           <w:b/>
           <w:color w:val="1F4E79"/>
           <w:sz w:val="22"/>
@@ -1092,13 +1231,19 @@
     </w:p>
     <w:p>
       <w:pPr>
+        <w:jc w:val="both"/>
         <w:rPr>
+          <w:rFonts w:ascii="Times New Roman" w:hAnsi="Times New Roman" w:cs="Times New Roman"/>
+          <w:b/>
+          <w:bCs/>
           <w:sz w:val="20"/>
           <w:szCs w:val="28"/>
+          <w:lang w:val="en-IN"/>
         </w:rPr>
       </w:pPr>
       <w:r>
         <w:rPr>
+          <w:rFonts w:ascii="Times New Roman" w:hAnsi="Times New Roman" w:cs="Times New Roman"/>
           <w:sz w:val="20"/>
           <w:szCs w:val="28"/>
         </w:rPr>
@@ -1106,6 +1251,7 @@
       </w:r>
       <w:r>
         <w:rPr>
+          <w:rFonts w:ascii="Times New Roman" w:hAnsi="Times New Roman" w:cs="Times New Roman"/>
           <w:sz w:val="20"/>
           <w:szCs w:val="28"/>
         </w:rPr>
@@ -1113,6 +1259,7 @@
       </w:r>
       <w:r>
         <w:rPr>
+          <w:rFonts w:ascii="Times New Roman" w:hAnsi="Times New Roman" w:cs="Times New Roman"/>
           <w:sz w:val="20"/>
           <w:szCs w:val="28"/>
         </w:rPr>
@@ -1120,6 +1267,7 @@
       </w:r>
       <w:r>
         <w:rPr>
+          <w:rFonts w:ascii="Times New Roman" w:hAnsi="Times New Roman" w:cs="Times New Roman"/>
           <w:sz w:val="20"/>
           <w:szCs w:val="28"/>
         </w:rPr>
@@ -1127,37 +1275,292 @@
       </w:r>
       <w:r>
         <w:rPr>
+          <w:rFonts w:ascii="Times New Roman" w:hAnsi="Times New Roman" w:cs="Times New Roman"/>
           <w:sz w:val="20"/>
           <w:szCs w:val="28"/>
         </w:rPr>
-        <w:t>Operations •</w:t>
+        <w:t xml:space="preserve">Operations </w:t>
       </w:r>
       <w:r>
         <w:rPr>
+          <w:rFonts w:ascii="Times New Roman" w:hAnsi="Times New Roman" w:cs="Times New Roman"/>
           <w:sz w:val="20"/>
           <w:szCs w:val="28"/>
         </w:rPr>
-        <w:t xml:space="preserve">  Digital Essentials — Mastering Everyday Tech Tools  •  Kaggle Community Member  •  NISM-SEBI  •  Flipkart SCOA Academy  •  TATA Crucible Quiz  •  Code Rush  •  Hack Kshetra 2.0  •  Google Student Ambassador</w:t>
+        <w:t>• Digital</w:t>
       </w:r>
       <w:r>
         <w:rPr>
+          <w:rFonts w:ascii="Times New Roman" w:hAnsi="Times New Roman" w:cs="Times New Roman"/>
+          <w:sz w:val="20"/>
+          <w:szCs w:val="28"/>
+        </w:rPr>
+        <w:t xml:space="preserve"> Essentials — Mastering Everyday Tech </w:t>
+      </w:r>
+      <w:proofErr w:type="gramStart"/>
+      <w:r>
+        <w:rPr>
+          <w:rFonts w:ascii="Times New Roman" w:hAnsi="Times New Roman" w:cs="Times New Roman"/>
+          <w:sz w:val="20"/>
+          <w:szCs w:val="28"/>
+        </w:rPr>
+        <w:t>Tools  •</w:t>
+      </w:r>
+      <w:proofErr w:type="gramEnd"/>
+      <w:r>
+        <w:rPr>
+          <w:rFonts w:ascii="Times New Roman" w:hAnsi="Times New Roman" w:cs="Times New Roman"/>
+          <w:sz w:val="20"/>
+          <w:szCs w:val="28"/>
+        </w:rPr>
+        <w:t xml:space="preserve">  Flipkart SCOA </w:t>
+      </w:r>
+      <w:proofErr w:type="gramStart"/>
+      <w:r>
+        <w:rPr>
+          <w:rFonts w:ascii="Times New Roman" w:hAnsi="Times New Roman" w:cs="Times New Roman"/>
+          <w:sz w:val="20"/>
+          <w:szCs w:val="28"/>
+        </w:rPr>
+        <w:t>Academy  •</w:t>
+      </w:r>
+      <w:proofErr w:type="gramEnd"/>
+      <w:r>
+        <w:rPr>
+          <w:rFonts w:ascii="Times New Roman" w:hAnsi="Times New Roman" w:cs="Times New Roman"/>
+          <w:sz w:val="20"/>
+          <w:szCs w:val="28"/>
+        </w:rPr>
+        <w:t xml:space="preserve">  Code </w:t>
+      </w:r>
+      <w:proofErr w:type="gramStart"/>
+      <w:r>
+        <w:rPr>
+          <w:rFonts w:ascii="Times New Roman" w:hAnsi="Times New Roman" w:cs="Times New Roman"/>
+          <w:sz w:val="20"/>
+          <w:szCs w:val="28"/>
+        </w:rPr>
+        <w:t>Rush  •</w:t>
+      </w:r>
+      <w:proofErr w:type="gramEnd"/>
+      <w:r>
+        <w:rPr>
+          <w:rFonts w:ascii="Times New Roman" w:hAnsi="Times New Roman" w:cs="Times New Roman"/>
+          <w:sz w:val="20"/>
+          <w:szCs w:val="28"/>
+        </w:rPr>
+        <w:t xml:space="preserve">  Hack Kshetra </w:t>
+      </w:r>
+      <w:proofErr w:type="gramStart"/>
+      <w:r>
+        <w:rPr>
+          <w:rFonts w:ascii="Times New Roman" w:hAnsi="Times New Roman" w:cs="Times New Roman"/>
+          <w:sz w:val="20"/>
+          <w:szCs w:val="28"/>
+        </w:rPr>
+        <w:t>2.0  •</w:t>
+      </w:r>
+      <w:proofErr w:type="gramEnd"/>
+      <w:r>
+        <w:rPr>
+          <w:rFonts w:ascii="Times New Roman" w:hAnsi="Times New Roman" w:cs="Times New Roman"/>
+          <w:sz w:val="20"/>
+          <w:szCs w:val="28"/>
+        </w:rPr>
+        <w:t xml:space="preserve">  Google Student Ambassador</w:t>
+      </w:r>
+      <w:r>
+        <w:rPr>
+          <w:rFonts w:ascii="Times New Roman" w:hAnsi="Times New Roman" w:cs="Times New Roman"/>
           <w:sz w:val="20"/>
           <w:szCs w:val="28"/>
         </w:rPr>
         <w:t xml:space="preserve"> </w:t>
       </w:r>
+      <w:r>
+        <w:rPr>
+          <w:rFonts w:ascii="Times New Roman" w:hAnsi="Times New Roman" w:cs="Times New Roman"/>
+          <w:sz w:val="20"/>
+          <w:szCs w:val="28"/>
+        </w:rPr>
+        <w:t xml:space="preserve">Hackathon-GMU </w:t>
+      </w:r>
+      <w:r>
+        <w:rPr>
+          <w:rFonts w:ascii="Times New Roman" w:hAnsi="Times New Roman" w:cs="Times New Roman"/>
+          <w:sz w:val="20"/>
+          <w:szCs w:val="28"/>
+        </w:rPr>
+        <w:t xml:space="preserve">  </w:t>
+      </w:r>
+      <w:proofErr w:type="gramStart"/>
+      <w:r>
+        <w:rPr>
+          <w:rFonts w:ascii="Times New Roman" w:hAnsi="Times New Roman" w:cs="Times New Roman"/>
+          <w:sz w:val="20"/>
+          <w:szCs w:val="28"/>
+        </w:rPr>
+        <w:t xml:space="preserve">•  </w:t>
+      </w:r>
+      <w:r>
+        <w:rPr>
+          <w:rFonts w:ascii="Times New Roman" w:hAnsi="Times New Roman" w:cs="Times New Roman"/>
+          <w:sz w:val="20"/>
+          <w:szCs w:val="28"/>
+          <w:lang w:val="en-IN"/>
+        </w:rPr>
+        <w:t>Introduction</w:t>
+      </w:r>
+      <w:proofErr w:type="gramEnd"/>
+      <w:r>
+        <w:rPr>
+          <w:rFonts w:ascii="Times New Roman" w:hAnsi="Times New Roman" w:cs="Times New Roman"/>
+          <w:sz w:val="20"/>
+          <w:szCs w:val="28"/>
+          <w:lang w:val="en-IN"/>
+        </w:rPr>
+        <w:t xml:space="preserve"> to Security Principles in Cloud Computing</w:t>
+      </w:r>
+      <w:r>
+        <w:rPr>
+          <w:rFonts w:ascii="Times New Roman" w:hAnsi="Times New Roman" w:cs="Times New Roman"/>
+          <w:b/>
+          <w:bCs/>
+          <w:sz w:val="20"/>
+          <w:szCs w:val="28"/>
+          <w:lang w:val="en-IN"/>
+        </w:rPr>
+        <w:t>-</w:t>
+      </w:r>
+      <w:r>
+        <w:rPr>
+          <w:rFonts w:ascii="Times New Roman" w:hAnsi="Times New Roman" w:cs="Times New Roman"/>
+          <w:sz w:val="20"/>
+          <w:szCs w:val="28"/>
+          <w:lang w:val="en-IN"/>
+        </w:rPr>
+        <w:t xml:space="preserve">Google Cloud </w:t>
+      </w:r>
+      <w:proofErr w:type="gramStart"/>
+      <w:r>
+        <w:rPr>
+          <w:rFonts w:ascii="Times New Roman" w:hAnsi="Times New Roman" w:cs="Times New Roman"/>
+          <w:sz w:val="20"/>
+          <w:szCs w:val="28"/>
+          <w:lang w:val="en-IN"/>
+        </w:rPr>
+        <w:t>Security</w:t>
+      </w:r>
+      <w:r>
+        <w:rPr>
+          <w:rFonts w:ascii="Times New Roman" w:hAnsi="Times New Roman" w:cs="Times New Roman"/>
+          <w:sz w:val="20"/>
+          <w:szCs w:val="28"/>
+          <w:lang w:val="en-IN"/>
+        </w:rPr>
+        <w:t xml:space="preserve">  </w:t>
+      </w:r>
+      <w:r>
+        <w:rPr>
+          <w:rFonts w:ascii="Times New Roman" w:hAnsi="Times New Roman" w:cs="Times New Roman"/>
+          <w:sz w:val="20"/>
+          <w:szCs w:val="28"/>
+        </w:rPr>
+        <w:t>•</w:t>
+      </w:r>
+      <w:proofErr w:type="gramEnd"/>
+      <w:r>
+        <w:rPr>
+          <w:rFonts w:ascii="Times New Roman" w:hAnsi="Times New Roman" w:cs="Times New Roman"/>
+          <w:sz w:val="20"/>
+          <w:szCs w:val="28"/>
+          <w:lang w:val="en-IN"/>
+        </w:rPr>
+        <w:t>Ethical Hacking Capstone Project: Breach, Response, AI</w:t>
+      </w:r>
+      <w:r>
+        <w:rPr>
+          <w:rFonts w:ascii="Times New Roman" w:hAnsi="Times New Roman" w:cs="Times New Roman"/>
+          <w:sz w:val="20"/>
+          <w:szCs w:val="28"/>
+          <w:lang w:val="en-IN"/>
+        </w:rPr>
+        <w:t>-</w:t>
+      </w:r>
+      <w:r>
+        <w:rPr>
+          <w:rFonts w:ascii="Times New Roman" w:hAnsi="Times New Roman" w:cs="Times New Roman"/>
+          <w:sz w:val="20"/>
+          <w:szCs w:val="28"/>
+          <w:lang w:val="en-IN"/>
+        </w:rPr>
+        <w:t>IBM</w:t>
+      </w:r>
+      <w:r>
+        <w:rPr>
+          <w:rFonts w:ascii="Times New Roman" w:hAnsi="Times New Roman" w:cs="Times New Roman"/>
+          <w:sz w:val="20"/>
+          <w:szCs w:val="28"/>
+          <w:lang w:val="en-IN"/>
+        </w:rPr>
+        <w:t xml:space="preserve"> </w:t>
+      </w:r>
+      <w:r>
+        <w:rPr>
+          <w:rFonts w:ascii="Times New Roman" w:hAnsi="Times New Roman" w:cs="Times New Roman"/>
+          <w:sz w:val="20"/>
+          <w:szCs w:val="28"/>
+        </w:rPr>
+        <w:t>•</w:t>
+      </w:r>
+      <w:r>
+        <w:rPr>
+          <w:rFonts w:ascii="Times New Roman" w:hAnsi="Times New Roman" w:cs="Times New Roman"/>
+          <w:sz w:val="20"/>
+          <w:szCs w:val="28"/>
+        </w:rPr>
+        <w:t xml:space="preserve"> </w:t>
+      </w:r>
+      <w:r>
+        <w:rPr>
+          <w:rFonts w:ascii="Times New Roman" w:hAnsi="Times New Roman" w:cs="Times New Roman"/>
+          <w:sz w:val="20"/>
+          <w:szCs w:val="28"/>
+        </w:rPr>
+        <w:t>Microsoft Certified: Cybersecurity Tools and Technologies</w:t>
+      </w:r>
     </w:p>
     <w:p>
       <w:pPr>
+        <w:jc w:val="both"/>
         <w:rPr>
-          <w:sz w:val="16"/>
+          <w:rFonts w:ascii="Times New Roman" w:hAnsi="Times New Roman" w:cs="Times New Roman"/>
+          <w:b/>
+          <w:bCs/>
+          <w:sz w:val="20"/>
+          <w:szCs w:val="28"/>
+          <w:lang w:val="en-IN"/>
         </w:rPr>
       </w:pPr>
     </w:p>
     <w:p>
       <w:pPr>
         <w:rPr>
-          <w:sz w:val="16"/>
+          <w:rFonts w:ascii="Times New Roman" w:hAnsi="Times New Roman" w:cs="Times New Roman"/>
+          <w:b/>
+          <w:bCs/>
+          <w:sz w:val="20"/>
+          <w:szCs w:val="28"/>
+          <w:lang w:val="en-IN"/>
+        </w:rPr>
+      </w:pPr>
+    </w:p>
+    <w:p>
+      <w:pPr>
+        <w:rPr>
+          <w:rFonts w:ascii="Times New Roman" w:hAnsi="Times New Roman" w:cs="Times New Roman"/>
+          <w:sz w:val="20"/>
+          <w:szCs w:val="28"/>
         </w:rPr>
       </w:pPr>
     </w:p>
@@ -1166,6 +1569,9 @@
         <w:tabs>
           <w:tab w:val="left" w:pos="1428"/>
         </w:tabs>
+        <w:rPr>
+          <w:rFonts w:ascii="Times New Roman" w:hAnsi="Times New Roman" w:cs="Times New Roman"/>
+        </w:rPr>
       </w:pPr>
     </w:p>
     <w:sectPr>
@@ -1770,7 +2176,7 @@
   <w:style w:type="paragraph" w:default="1" w:styleId="Normal">
     <w:name w:val="Normal"/>
     <w:qFormat/>
-    <w:rsid w:val="00FC693F"/>
+    <w:rsid w:val="00FB6710"/>
     <w:pPr>
       <w:spacing w:after="40"/>
     </w:pPr>
